--- a/LAB1_PES1UG24AM345/SE_LAB_1_PES1UG24AM345.docx
+++ b/LAB1_PES1UG24AM345/SE_LAB_1_PES1UG24AM345.docx
@@ -1,6 +1,6 @@
 
 <file path=word/document.xml><?xml version="1.0" encoding="utf-8"?>
-<w:document xmlns:wpc="http://schemas.microsoft.com/office/word/2010/wordprocessingCanvas" xmlns:cx="http://schemas.microsoft.com/office/drawing/2014/chartex" xmlns:cx1="http://schemas.microsoft.com/office/drawing/2015/9/8/chartex" xmlns:cx2="http://schemas.microsoft.com/office/drawing/2015/10/21/chartex" xmlns:cx3="http://schemas.microsoft.com/office/drawing/2016/5/9/chartex" xmlns:cx4="http://schemas.microsoft.com/office/drawing/2016/5/10/chartex" xmlns:cx5="http://schemas.microsoft.com/office/drawing/2016/5/11/chartex" xmlns:cx6="http://schemas.microsoft.com/office/drawing/2016/5/12/chartex" xmlns:cx7="http://schemas.microsoft.com/office/drawing/2016/5/13/chartex" xmlns:cx8="http://schemas.microsoft.com/office/drawing/2016/5/14/chartex" xmlns:mc="http://schemas.openxmlformats.org/markup-compatibility/2006" xmlns:aink="http://schemas.microsoft.com/office/drawing/2016/ink" xmlns:am3d="http://schemas.microsoft.com/office/drawing/2017/model3d" xmlns:o="urn:schemas-microsoft-com:office:office" xmlns:oel="http://schemas.microsoft.com/office/2019/extlst" xmlns:r="http://schemas.openxmlformats.org/officeDocument/2006/relationships" xmlns:m="http://schemas.openxmlformats.org/officeDocument/2006/math" xmlns:v="urn:schemas-microsoft-com:vml" xmlns:wp14="http://schemas.microsoft.com/office/word/2010/wordprocessingDrawing" xmlns:wp="http://schemas.openxmlformats.org/drawingml/2006/wordprocessingDrawing" xmlns:w10="urn:schemas-microsoft-com:office:word" xmlns:w="http://schemas.openxmlformats.org/wordprocessingml/2006/main" xmlns:w14="http://schemas.microsoft.com/office/word/2010/wordml" xmlns:w15="http://schemas.microsoft.com/office/word/2012/wordml" xmlns:w16cei="http://schemas.microsoft.com/office/word/2026/wordml/cei" xmlns:w16cex="http://schemas.microsoft.com/office/word/2018/wordml/cex" xmlns:w16cid="http://schemas.microsoft.com/office/word/2016/wordml/cid" xmlns:w16="http://schemas.microsoft.com/office/word/2018/wordml" xmlns:w16du="http://schemas.microsoft.com/office/word/2023/wordml/word16du" xmlns:w16sdtdh="http://schemas.microsoft.com/office/word/2020/wordml/sdtdatahash" xmlns:w16sdtfl="http://schemas.microsoft.com/office/word/2024/wordml/sdtformatlock" xmlns:w16se="http://schemas.microsoft.com/office/word/2015/wordml/symex" xmlns:wpg="http://schemas.microsoft.com/office/word/2010/wordprocessingGroup" xmlns:wpi="http://schemas.microsoft.com/office/word/2010/wordprocessingInk" xmlns:wne="http://schemas.microsoft.com/office/word/2006/wordml" xmlns:wps="http://schemas.microsoft.com/office/word/2010/wordprocessingShape" mc:Ignorable="w14 w15 w16se w16cid w16 w16cex w16sdtdh w16sdtfl w16du wp14">
+<w:document xmlns:wpc="http://schemas.microsoft.com/office/word/2010/wordprocessingCanvas" xmlns:cx="http://schemas.microsoft.com/office/drawing/2014/chartex" xmlns:cx1="http://schemas.microsoft.com/office/drawing/2015/9/8/chartex" xmlns:cx2="http://schemas.microsoft.com/office/drawing/2015/10/21/chartex" xmlns:cx3="http://schemas.microsoft.com/office/drawing/2016/5/9/chartex" xmlns:cx4="http://schemas.microsoft.com/office/drawing/2016/5/10/chartex" xmlns:cx5="http://schemas.microsoft.com/office/drawing/2016/5/11/chartex" xmlns:cx6="http://schemas.microsoft.com/office/drawing/2016/5/12/chartex" xmlns:cx7="http://schemas.microsoft.com/office/drawing/2016/5/13/chartex" xmlns:cx8="http://schemas.microsoft.com/office/drawing/2016/5/14/chartex" xmlns:mc="http://schemas.openxmlformats.org/markup-compatibility/2006" xmlns:aink="http://schemas.microsoft.com/office/drawing/2016/ink" xmlns:am3d="http://schemas.microsoft.com/office/drawing/2017/model3d" xmlns:o="urn:schemas-microsoft-com:office:office" xmlns:oel="http://schemas.microsoft.com/office/2019/extlst" xmlns:r="http://schemas.openxmlformats.org/officeDocument/2006/relationships" xmlns:m="http://schemas.openxmlformats.org/officeDocument/2006/math" xmlns:v="urn:schemas-microsoft-com:vml" xmlns:wp14="http://schemas.microsoft.com/office/word/2010/wordprocessingDrawing" xmlns:wp="http://schemas.openxmlformats.org/drawingml/2006/wordprocessingDrawing" xmlns:w10="urn:schemas-microsoft-com:office:word" xmlns:w="http://schemas.openxmlformats.org/wordprocessingml/2006/main" xmlns:w14="http://schemas.microsoft.com/office/word/2010/wordml" xmlns:w15="http://schemas.microsoft.com/office/word/2012/wordml" xmlns:w16cex="http://schemas.microsoft.com/office/word/2018/wordml/cex" xmlns:w16cid="http://schemas.microsoft.com/office/word/2016/wordml/cid" xmlns:w16="http://schemas.microsoft.com/office/word/2018/wordml" xmlns:w16du="http://schemas.microsoft.com/office/word/2023/wordml/word16du" xmlns:w16sdtdh="http://schemas.microsoft.com/office/word/2020/wordml/sdtdatahash" xmlns:w16sdtfl="http://schemas.microsoft.com/office/word/2024/wordml/sdtformatlock" xmlns:w16se="http://schemas.microsoft.com/office/word/2015/wordml/symex" xmlns:wpg="http://schemas.microsoft.com/office/word/2010/wordprocessingGroup" xmlns:wpi="http://schemas.microsoft.com/office/word/2010/wordprocessingInk" xmlns:wne="http://schemas.microsoft.com/office/word/2006/wordml" xmlns:wps="http://schemas.microsoft.com/office/word/2010/wordprocessingShape" mc:Ignorable="w14 w15 w16se w16cid w16 w16cex w16sdtdh w16sdtfl w16du wp14">
   <w:body>
     <w:p>
       <w:pPr>
@@ -204,12 +204,6 @@
         <w:gridCol w:w="2050"/>
       </w:tblGrid>
       <w:tr>
-        <w:tblPrEx>
-          <w:tblCellMar>
-            <w:top w:w="0" w:type="dxa"/>
-            <w:bottom w:w="0" w:type="dxa"/>
-          </w:tblCellMar>
-        </w:tblPrEx>
         <w:trPr>
           <w:tblHeader/>
         </w:trPr>
@@ -383,12 +377,6 @@
         </w:tc>
       </w:tr>
       <w:tr>
-        <w:tblPrEx>
-          <w:tblCellMar>
-            <w:top w:w="0" w:type="dxa"/>
-            <w:bottom w:w="0" w:type="dxa"/>
-          </w:tblCellMar>
-        </w:tblPrEx>
         <w:tc>
           <w:tcPr>
             <w:tcW w:w="706" w:type="dxa"/>
@@ -562,12 +550,6 @@
         </w:tc>
       </w:tr>
       <w:tr>
-        <w:tblPrEx>
-          <w:tblCellMar>
-            <w:top w:w="0" w:type="dxa"/>
-            <w:bottom w:w="0" w:type="dxa"/>
-          </w:tblCellMar>
-        </w:tblPrEx>
         <w:tc>
           <w:tcPr>
             <w:tcW w:w="706" w:type="dxa"/>
@@ -741,12 +723,6 @@
         </w:tc>
       </w:tr>
       <w:tr>
-        <w:tblPrEx>
-          <w:tblCellMar>
-            <w:top w:w="0" w:type="dxa"/>
-            <w:bottom w:w="0" w:type="dxa"/>
-          </w:tblCellMar>
-        </w:tblPrEx>
         <w:tc>
           <w:tcPr>
             <w:tcW w:w="706" w:type="dxa"/>
@@ -936,12 +912,6 @@
         </w:tc>
       </w:tr>
       <w:tr>
-        <w:tblPrEx>
-          <w:tblCellMar>
-            <w:top w:w="0" w:type="dxa"/>
-            <w:bottom w:w="0" w:type="dxa"/>
-          </w:tblCellMar>
-        </w:tblPrEx>
         <w:tc>
           <w:tcPr>
             <w:tcW w:w="706" w:type="dxa"/>
@@ -1115,12 +1085,6 @@
         </w:tc>
       </w:tr>
       <w:tr>
-        <w:tblPrEx>
-          <w:tblCellMar>
-            <w:top w:w="0" w:type="dxa"/>
-            <w:bottom w:w="0" w:type="dxa"/>
-          </w:tblCellMar>
-        </w:tblPrEx>
         <w:tc>
           <w:tcPr>
             <w:tcW w:w="706" w:type="dxa"/>
@@ -1294,12 +1258,6 @@
         </w:tc>
       </w:tr>
       <w:tr>
-        <w:tblPrEx>
-          <w:tblCellMar>
-            <w:top w:w="0" w:type="dxa"/>
-            <w:bottom w:w="0" w:type="dxa"/>
-          </w:tblCellMar>
-        </w:tblPrEx>
         <w:tc>
           <w:tcPr>
             <w:tcW w:w="706" w:type="dxa"/>
@@ -1473,12 +1431,6 @@
         </w:tc>
       </w:tr>
       <w:tr>
-        <w:tblPrEx>
-          <w:tblCellMar>
-            <w:top w:w="0" w:type="dxa"/>
-            <w:bottom w:w="0" w:type="dxa"/>
-          </w:tblCellMar>
-        </w:tblPrEx>
         <w:tc>
           <w:tcPr>
             <w:tcW w:w="706" w:type="dxa"/>
@@ -1721,6 +1673,7 @@
       <w:r>
         <w:rPr>
           <w:rFonts w:asciiTheme="minorHAnsi" w:hAnsiTheme="minorHAnsi" w:cstheme="minorHAnsi"/>
+          <w:noProof/>
         </w:rPr>
         <w:drawing>
           <wp:inline distT="0" distB="0" distL="0" distR="0" wp14:anchorId="7D87B324" wp14:editId="151D4BF4">
@@ -1824,633 +1777,665 @@
     <w:p>
       <w:pPr>
         <w:pStyle w:val="Heading2"/>
+        <w:spacing w:before="200" w:after="90"/>
+        <w:rPr>
+          <w:rFonts w:asciiTheme="minorHAnsi" w:hAnsiTheme="minorHAnsi" w:cstheme="minorHAnsi"/>
+          <w:color w:val="auto"/>
+          <w:sz w:val="28"/>
+          <w:szCs w:val="28"/>
+        </w:rPr>
+      </w:pPr>
+      <w:r>
+        <w:rPr>
+          <w:rFonts w:asciiTheme="minorHAnsi" w:hAnsiTheme="minorHAnsi" w:cstheme="minorHAnsi"/>
+          <w:b/>
+          <w:bCs/>
+          <w:color w:val="auto"/>
+          <w:sz w:val="28"/>
+          <w:szCs w:val="28"/>
+        </w:rPr>
+        <w:t>Preconditions</w:t>
+      </w:r>
+    </w:p>
+    <w:p>
+      <w:pPr>
+        <w:spacing w:after="50"/>
+        <w:ind w:left="300" w:hanging="200"/>
+        <w:rPr>
+          <w:rFonts w:asciiTheme="minorHAnsi" w:hAnsiTheme="minorHAnsi" w:cstheme="minorHAnsi"/>
+          <w:sz w:val="22"/>
+          <w:szCs w:val="22"/>
+        </w:rPr>
+      </w:pPr>
+      <w:r>
+        <w:rPr>
+          <w:rFonts w:asciiTheme="minorHAnsi" w:hAnsiTheme="minorHAnsi" w:cstheme="minorHAnsi"/>
+          <w:b/>
+          <w:bCs/>
+          <w:sz w:val="22"/>
+          <w:szCs w:val="22"/>
+        </w:rPr>
+        <w:t xml:space="preserve">• </w:t>
+      </w:r>
+      <w:r>
+        <w:rPr>
+          <w:rFonts w:asciiTheme="minorHAnsi" w:hAnsiTheme="minorHAnsi" w:cstheme="minorHAnsi"/>
+          <w:sz w:val="22"/>
+          <w:szCs w:val="22"/>
+        </w:rPr>
+        <w:t>Billing data from AWS, Azure, and GCP has already been ingested and categorized by service and project tag (FR-001/FR-002).</w:t>
+      </w:r>
+    </w:p>
+    <w:p>
+      <w:pPr>
+        <w:spacing w:after="50"/>
+        <w:ind w:left="300" w:hanging="200"/>
+        <w:rPr>
+          <w:rFonts w:asciiTheme="minorHAnsi" w:hAnsiTheme="minorHAnsi" w:cstheme="minorHAnsi"/>
+          <w:sz w:val="22"/>
+          <w:szCs w:val="22"/>
+        </w:rPr>
+      </w:pPr>
+      <w:r>
+        <w:rPr>
+          <w:rFonts w:asciiTheme="minorHAnsi" w:hAnsiTheme="minorHAnsi" w:cstheme="minorHAnsi"/>
+          <w:b/>
+          <w:bCs/>
+          <w:sz w:val="22"/>
+          <w:szCs w:val="22"/>
+        </w:rPr>
+        <w:t xml:space="preserve">• </w:t>
+      </w:r>
+      <w:r>
+        <w:rPr>
+          <w:rFonts w:asciiTheme="minorHAnsi" w:hAnsiTheme="minorHAnsi" w:cstheme="minorHAnsi"/>
+          <w:sz w:val="22"/>
+          <w:szCs w:val="22"/>
+        </w:rPr>
+        <w:t>A Cloud Administrator has configured a monthly budget threshold for the project/service being evaluated (FR-005).</w:t>
+      </w:r>
+    </w:p>
+    <w:p>
+      <w:pPr>
+        <w:spacing w:after="50"/>
+        <w:ind w:left="300" w:hanging="200"/>
+        <w:rPr>
+          <w:rFonts w:asciiTheme="minorHAnsi" w:hAnsiTheme="minorHAnsi" w:cstheme="minorHAnsi"/>
+          <w:sz w:val="22"/>
+          <w:szCs w:val="22"/>
+        </w:rPr>
+      </w:pPr>
+      <w:r>
+        <w:rPr>
+          <w:rFonts w:asciiTheme="minorHAnsi" w:hAnsiTheme="minorHAnsi" w:cstheme="minorHAnsi"/>
+          <w:b/>
+          <w:bCs/>
+          <w:sz w:val="22"/>
+          <w:szCs w:val="22"/>
+        </w:rPr>
+        <w:t xml:space="preserve">• </w:t>
+      </w:r>
+      <w:r>
+        <w:rPr>
+          <w:rFonts w:asciiTheme="minorHAnsi" w:hAnsiTheme="minorHAnsi" w:cstheme="minorHAnsi"/>
+          <w:sz w:val="22"/>
+          <w:szCs w:val="22"/>
+        </w:rPr>
+        <w:t>Valid contact details (email and/or SMS number) are on file for the FinOps Analyst and Cloud Administrator.</w:t>
+      </w:r>
+    </w:p>
+    <w:p>
+      <w:pPr>
+        <w:pStyle w:val="Heading2"/>
+        <w:spacing w:before="200" w:after="90"/>
+        <w:rPr>
+          <w:rFonts w:asciiTheme="minorHAnsi" w:hAnsiTheme="minorHAnsi" w:cstheme="minorHAnsi"/>
+          <w:color w:val="auto"/>
+          <w:sz w:val="28"/>
+          <w:szCs w:val="28"/>
+        </w:rPr>
+      </w:pPr>
+      <w:r>
+        <w:rPr>
+          <w:rFonts w:asciiTheme="minorHAnsi" w:hAnsiTheme="minorHAnsi" w:cstheme="minorHAnsi"/>
+          <w:b/>
+          <w:bCs/>
+          <w:color w:val="auto"/>
+          <w:sz w:val="28"/>
+          <w:szCs w:val="28"/>
+        </w:rPr>
+        <w:t>Postconditions</w:t>
+      </w:r>
+    </w:p>
+    <w:p>
+      <w:pPr>
+        <w:spacing w:after="50"/>
+        <w:ind w:left="300" w:hanging="200"/>
+        <w:rPr>
+          <w:rFonts w:asciiTheme="minorHAnsi" w:hAnsiTheme="minorHAnsi" w:cstheme="minorHAnsi"/>
+          <w:sz w:val="22"/>
+          <w:szCs w:val="22"/>
+        </w:rPr>
+      </w:pPr>
+      <w:r>
+        <w:rPr>
+          <w:rFonts w:asciiTheme="minorHAnsi" w:hAnsiTheme="minorHAnsi" w:cstheme="minorHAnsi"/>
+          <w:b/>
+          <w:bCs/>
+          <w:sz w:val="22"/>
+          <w:szCs w:val="22"/>
+        </w:rPr>
+        <w:t xml:space="preserve">• </w:t>
+      </w:r>
+      <w:r>
+        <w:rPr>
+          <w:rFonts w:asciiTheme="minorHAnsi" w:hAnsiTheme="minorHAnsi" w:cstheme="minorHAnsi"/>
+          <w:sz w:val="22"/>
+          <w:szCs w:val="22"/>
+        </w:rPr>
+        <w:t>Success: A budget breach alert has been generated, delivered to the relevant stakeholders through at least one channel, and logged with its delivery status.</w:t>
+      </w:r>
+    </w:p>
+    <w:p>
+      <w:pPr>
+        <w:spacing w:after="50"/>
+        <w:ind w:left="300" w:hanging="200"/>
+        <w:rPr>
+          <w:rFonts w:asciiTheme="minorHAnsi" w:hAnsiTheme="minorHAnsi" w:cstheme="minorHAnsi"/>
+          <w:sz w:val="22"/>
+          <w:szCs w:val="22"/>
+        </w:rPr>
+      </w:pPr>
+      <w:r>
+        <w:rPr>
+          <w:rFonts w:asciiTheme="minorHAnsi" w:hAnsiTheme="minorHAnsi" w:cstheme="minorHAnsi"/>
+          <w:b/>
+          <w:bCs/>
+          <w:sz w:val="22"/>
+          <w:szCs w:val="22"/>
+        </w:rPr>
+        <w:t xml:space="preserve">• </w:t>
+      </w:r>
+      <w:r>
+        <w:rPr>
+          <w:rFonts w:asciiTheme="minorHAnsi" w:hAnsiTheme="minorHAnsi" w:cstheme="minorHAnsi"/>
+          <w:sz w:val="22"/>
+          <w:szCs w:val="22"/>
+        </w:rPr>
+        <w:t>The acknowledgment (or outstanding/undelivered state) of the alert is recorded with a timestamp for audit purposes.</w:t>
+      </w:r>
+    </w:p>
+    <w:p>
+      <w:pPr>
+        <w:pStyle w:val="Heading2"/>
+        <w:spacing w:before="200" w:after="90"/>
+        <w:rPr>
+          <w:rFonts w:asciiTheme="minorHAnsi" w:hAnsiTheme="minorHAnsi" w:cstheme="minorHAnsi"/>
+          <w:color w:val="auto"/>
+          <w:sz w:val="28"/>
+          <w:szCs w:val="28"/>
+        </w:rPr>
+      </w:pPr>
+      <w:r>
+        <w:rPr>
+          <w:rFonts w:asciiTheme="minorHAnsi" w:hAnsiTheme="minorHAnsi" w:cstheme="minorHAnsi"/>
+          <w:b/>
+          <w:bCs/>
+          <w:color w:val="auto"/>
+          <w:sz w:val="28"/>
+          <w:szCs w:val="28"/>
+        </w:rPr>
+        <w:t>Main Success Scenario</w:t>
+      </w:r>
+    </w:p>
+    <w:p>
+      <w:pPr>
+        <w:spacing w:after="50"/>
+        <w:ind w:left="340" w:hanging="300"/>
+        <w:rPr>
+          <w:rFonts w:asciiTheme="minorHAnsi" w:hAnsiTheme="minorHAnsi" w:cstheme="minorHAnsi"/>
+          <w:sz w:val="22"/>
+          <w:szCs w:val="22"/>
+        </w:rPr>
+      </w:pPr>
+      <w:r>
+        <w:rPr>
+          <w:rFonts w:asciiTheme="minorHAnsi" w:hAnsiTheme="minorHAnsi" w:cstheme="minorHAnsi"/>
+          <w:b/>
+          <w:bCs/>
+          <w:sz w:val="22"/>
+          <w:szCs w:val="22"/>
+        </w:rPr>
+        <w:t xml:space="preserve">1. </w:t>
+      </w:r>
+      <w:r>
+        <w:rPr>
+          <w:rFonts w:asciiTheme="minorHAnsi" w:hAnsiTheme="minorHAnsi" w:cstheme="minorHAnsi"/>
+          <w:sz w:val="22"/>
+          <w:szCs w:val="22"/>
+        </w:rPr>
+        <w:t>The system aggregates categorized cost data by project and service on a scheduled interval.</w:t>
+      </w:r>
+    </w:p>
+    <w:p>
+      <w:pPr>
+        <w:spacing w:after="50"/>
+        <w:ind w:left="340" w:hanging="300"/>
+        <w:rPr>
+          <w:rFonts w:asciiTheme="minorHAnsi" w:hAnsiTheme="minorHAnsi" w:cstheme="minorHAnsi"/>
+          <w:sz w:val="22"/>
+          <w:szCs w:val="22"/>
+        </w:rPr>
+      </w:pPr>
+      <w:r>
+        <w:rPr>
+          <w:rFonts w:asciiTheme="minorHAnsi" w:hAnsiTheme="minorHAnsi" w:cstheme="minorHAnsi"/>
+          <w:b/>
+          <w:bCs/>
+          <w:sz w:val="22"/>
+          <w:szCs w:val="22"/>
+        </w:rPr>
+        <w:t xml:space="preserve">2. </w:t>
+      </w:r>
+      <w:r>
+        <w:rPr>
+          <w:rFonts w:asciiTheme="minorHAnsi" w:hAnsiTheme="minorHAnsi" w:cstheme="minorHAnsi"/>
+          <w:sz w:val="22"/>
+          <w:szCs w:val="22"/>
+        </w:rPr>
+        <w:t>The system compares the aggregated actual spend against the configured budget threshold for each project/service.</w:t>
+      </w:r>
+    </w:p>
+    <w:p>
+      <w:pPr>
+        <w:spacing w:after="50"/>
+        <w:ind w:left="340" w:hanging="300"/>
+        <w:rPr>
+          <w:rFonts w:asciiTheme="minorHAnsi" w:hAnsiTheme="minorHAnsi" w:cstheme="minorHAnsi"/>
+          <w:sz w:val="22"/>
+          <w:szCs w:val="22"/>
+        </w:rPr>
+      </w:pPr>
+      <w:r>
+        <w:rPr>
+          <w:rFonts w:asciiTheme="minorHAnsi" w:hAnsiTheme="minorHAnsi" w:cstheme="minorHAnsi"/>
+          <w:b/>
+          <w:bCs/>
+          <w:sz w:val="22"/>
+          <w:szCs w:val="22"/>
+        </w:rPr>
+        <w:lastRenderedPageBreak/>
+        <w:t xml:space="preserve">3. </w:t>
+      </w:r>
+      <w:r>
+        <w:rPr>
+          <w:rFonts w:asciiTheme="minorHAnsi" w:hAnsiTheme="minorHAnsi" w:cstheme="minorHAnsi"/>
+          <w:sz w:val="22"/>
+          <w:szCs w:val="22"/>
+        </w:rPr>
+        <w:t>The system detects that actual spend has exceeded the configured threshold for a given project.</w:t>
+      </w:r>
+    </w:p>
+    <w:p>
+      <w:pPr>
+        <w:spacing w:after="50"/>
+        <w:ind w:left="340" w:hanging="300"/>
+        <w:rPr>
+          <w:rFonts w:asciiTheme="minorHAnsi" w:hAnsiTheme="minorHAnsi" w:cstheme="minorHAnsi"/>
+          <w:sz w:val="22"/>
+          <w:szCs w:val="22"/>
+        </w:rPr>
+      </w:pPr>
+      <w:r>
+        <w:rPr>
+          <w:rFonts w:asciiTheme="minorHAnsi" w:hAnsiTheme="minorHAnsi" w:cstheme="minorHAnsi"/>
+          <w:b/>
+          <w:bCs/>
+          <w:sz w:val="22"/>
+          <w:szCs w:val="22"/>
+        </w:rPr>
+        <w:t xml:space="preserve">4. </w:t>
+      </w:r>
+      <w:r>
+        <w:rPr>
+          <w:rFonts w:asciiTheme="minorHAnsi" w:hAnsiTheme="minorHAnsi" w:cstheme="minorHAnsi"/>
+          <w:sz w:val="22"/>
+          <w:szCs w:val="22"/>
+        </w:rPr>
+        <w:t>The system generates a budget breach alert containing the project name, threshold amount, actual spend, and percentage overage.</w:t>
+      </w:r>
+    </w:p>
+    <w:p>
+      <w:pPr>
+        <w:spacing w:after="50"/>
+        <w:ind w:left="340" w:hanging="300"/>
+        <w:rPr>
+          <w:rFonts w:asciiTheme="minorHAnsi" w:hAnsiTheme="minorHAnsi" w:cstheme="minorHAnsi"/>
+          <w:sz w:val="22"/>
+          <w:szCs w:val="22"/>
+        </w:rPr>
+      </w:pPr>
+      <w:r>
+        <w:rPr>
+          <w:rFonts w:asciiTheme="minorHAnsi" w:hAnsiTheme="minorHAnsi" w:cstheme="minorHAnsi"/>
+          <w:b/>
+          <w:bCs/>
+          <w:sz w:val="22"/>
+          <w:szCs w:val="22"/>
+        </w:rPr>
+        <w:t xml:space="preserve">5. </w:t>
+      </w:r>
+      <w:r>
+        <w:rPr>
+          <w:rFonts w:asciiTheme="minorHAnsi" w:hAnsiTheme="minorHAnsi" w:cstheme="minorHAnsi"/>
+          <w:sz w:val="22"/>
+          <w:szCs w:val="22"/>
+        </w:rPr>
+        <w:t>The system dispatches the alert via email and/or SMS to the assigned Cloud Administrator and FinOps Analyst.</w:t>
+      </w:r>
+    </w:p>
+    <w:p>
+      <w:pPr>
+        <w:spacing w:after="50"/>
+        <w:ind w:left="340" w:hanging="300"/>
+        <w:rPr>
+          <w:rFonts w:asciiTheme="minorHAnsi" w:hAnsiTheme="minorHAnsi" w:cstheme="minorHAnsi"/>
+          <w:sz w:val="22"/>
+          <w:szCs w:val="22"/>
+        </w:rPr>
+      </w:pPr>
+      <w:r>
+        <w:rPr>
+          <w:rFonts w:asciiTheme="minorHAnsi" w:hAnsiTheme="minorHAnsi" w:cstheme="minorHAnsi"/>
+          <w:b/>
+          <w:bCs/>
+          <w:sz w:val="22"/>
+          <w:szCs w:val="22"/>
+        </w:rPr>
+        <w:t xml:space="preserve">6. </w:t>
+      </w:r>
+      <w:r>
+        <w:rPr>
+          <w:rFonts w:asciiTheme="minorHAnsi" w:hAnsiTheme="minorHAnsi" w:cstheme="minorHAnsi"/>
+          <w:sz w:val="22"/>
+          <w:szCs w:val="22"/>
+        </w:rPr>
+        <w:t>The Cloud Administrator receives the notification and reviews the breach details on the cost dashboard.</w:t>
+      </w:r>
+    </w:p>
+    <w:p>
+      <w:pPr>
+        <w:spacing w:after="50"/>
+        <w:ind w:left="340" w:hanging="300"/>
+        <w:rPr>
+          <w:rFonts w:asciiTheme="minorHAnsi" w:hAnsiTheme="minorHAnsi" w:cstheme="minorHAnsi"/>
+          <w:sz w:val="22"/>
+          <w:szCs w:val="22"/>
+        </w:rPr>
+      </w:pPr>
+      <w:r>
+        <w:rPr>
+          <w:rFonts w:asciiTheme="minorHAnsi" w:hAnsiTheme="minorHAnsi" w:cstheme="minorHAnsi"/>
+          <w:b/>
+          <w:bCs/>
+          <w:sz w:val="22"/>
+          <w:szCs w:val="22"/>
+        </w:rPr>
+        <w:t xml:space="preserve">7. </w:t>
+      </w:r>
+      <w:r>
+        <w:rPr>
+          <w:rFonts w:asciiTheme="minorHAnsi" w:hAnsiTheme="minorHAnsi" w:cstheme="minorHAnsi"/>
+          <w:sz w:val="22"/>
+          <w:szCs w:val="22"/>
+        </w:rPr>
+        <w:t>The Cloud Administrator acknowledges the alert; the system logs the acknowledgment with a timestamp, and the use case ends successfully.</w:t>
+      </w:r>
+    </w:p>
+    <w:p>
+      <w:pPr>
+        <w:pStyle w:val="Heading2"/>
+        <w:spacing w:before="200" w:after="90"/>
+        <w:rPr>
+          <w:rFonts w:asciiTheme="minorHAnsi" w:hAnsiTheme="minorHAnsi" w:cstheme="minorHAnsi"/>
+          <w:color w:val="auto"/>
+          <w:sz w:val="28"/>
+          <w:szCs w:val="28"/>
+        </w:rPr>
+      </w:pPr>
+      <w:r>
+        <w:rPr>
+          <w:rFonts w:asciiTheme="minorHAnsi" w:hAnsiTheme="minorHAnsi" w:cstheme="minorHAnsi"/>
+          <w:b/>
+          <w:bCs/>
+          <w:color w:val="auto"/>
+          <w:sz w:val="28"/>
+          <w:szCs w:val="28"/>
+        </w:rPr>
+        <w:t>Alternate Flow — Notification Delivery Failure</w:t>
+      </w:r>
+    </w:p>
+    <w:p>
+      <w:pPr>
+        <w:spacing w:after="60"/>
+        <w:rPr>
+          <w:rFonts w:asciiTheme="minorHAnsi" w:hAnsiTheme="minorHAnsi" w:cstheme="minorHAnsi"/>
+          <w:sz w:val="22"/>
+          <w:szCs w:val="22"/>
+        </w:rPr>
+      </w:pPr>
+      <w:r>
+        <w:rPr>
+          <w:rFonts w:asciiTheme="minorHAnsi" w:hAnsiTheme="minorHAnsi" w:cstheme="minorHAnsi"/>
+          <w:sz w:val="22"/>
+          <w:szCs w:val="22"/>
+        </w:rPr>
+        <w:t>Branches from step 5 of the Main Success Scenario.</w:t>
+      </w:r>
+    </w:p>
+    <w:p>
+      <w:pPr>
+        <w:spacing w:after="50"/>
+        <w:ind w:left="680" w:hanging="280"/>
+        <w:rPr>
+          <w:rFonts w:asciiTheme="minorHAnsi" w:hAnsiTheme="minorHAnsi" w:cstheme="minorHAnsi"/>
+          <w:sz w:val="22"/>
+          <w:szCs w:val="22"/>
+        </w:rPr>
+      </w:pPr>
+      <w:r>
+        <w:rPr>
+          <w:rFonts w:asciiTheme="minorHAnsi" w:hAnsiTheme="minorHAnsi" w:cstheme="minorHAnsi"/>
+          <w:b/>
+          <w:bCs/>
+          <w:sz w:val="22"/>
+          <w:szCs w:val="22"/>
+        </w:rPr>
+        <w:t>1</w:t>
+      </w:r>
+      <w:r>
+        <w:rPr>
+          <w:rFonts w:asciiTheme="minorHAnsi" w:hAnsiTheme="minorHAnsi" w:cstheme="minorHAnsi"/>
+          <w:b/>
+          <w:bCs/>
+          <w:sz w:val="22"/>
+          <w:szCs w:val="22"/>
+        </w:rPr>
+        <w:t xml:space="preserve">. </w:t>
+      </w:r>
+      <w:r>
+        <w:rPr>
+          <w:rFonts w:asciiTheme="minorHAnsi" w:hAnsiTheme="minorHAnsi" w:cstheme="minorHAnsi"/>
+          <w:sz w:val="22"/>
+          <w:szCs w:val="22"/>
+        </w:rPr>
+        <w:t>The notification service fails to deliver the email or SMS (e.g., invalid contact address, network or provider outage).</w:t>
+      </w:r>
+    </w:p>
+    <w:p>
+      <w:pPr>
+        <w:spacing w:after="50"/>
+        <w:ind w:left="680" w:hanging="280"/>
+        <w:rPr>
+          <w:rFonts w:asciiTheme="minorHAnsi" w:hAnsiTheme="minorHAnsi" w:cstheme="minorHAnsi"/>
+          <w:sz w:val="22"/>
+          <w:szCs w:val="22"/>
+        </w:rPr>
+      </w:pPr>
+      <w:r>
+        <w:rPr>
+          <w:rFonts w:asciiTheme="minorHAnsi" w:hAnsiTheme="minorHAnsi" w:cstheme="minorHAnsi"/>
+          <w:b/>
+          <w:bCs/>
+          <w:sz w:val="22"/>
+          <w:szCs w:val="22"/>
+        </w:rPr>
+        <w:t>2</w:t>
+      </w:r>
+      <w:r>
+        <w:rPr>
+          <w:rFonts w:asciiTheme="minorHAnsi" w:hAnsiTheme="minorHAnsi" w:cstheme="minorHAnsi"/>
+          <w:b/>
+          <w:bCs/>
+          <w:sz w:val="22"/>
+          <w:szCs w:val="22"/>
+        </w:rPr>
+        <w:t xml:space="preserve">. </w:t>
+      </w:r>
+      <w:r>
+        <w:rPr>
+          <w:rFonts w:asciiTheme="minorHAnsi" w:hAnsiTheme="minorHAnsi" w:cstheme="minorHAnsi"/>
+          <w:sz w:val="22"/>
+          <w:szCs w:val="22"/>
+        </w:rPr>
+        <w:t>The system logs the delivery failure with an error code and timestamp.</w:t>
+      </w:r>
+    </w:p>
+    <w:p>
+      <w:pPr>
+        <w:spacing w:after="50"/>
+        <w:ind w:left="680" w:hanging="280"/>
+        <w:rPr>
+          <w:rFonts w:asciiTheme="minorHAnsi" w:hAnsiTheme="minorHAnsi" w:cstheme="minorHAnsi"/>
+          <w:sz w:val="22"/>
+          <w:szCs w:val="22"/>
+        </w:rPr>
+      </w:pPr>
+      <w:r>
+        <w:rPr>
+          <w:rFonts w:asciiTheme="minorHAnsi" w:hAnsiTheme="minorHAnsi" w:cstheme="minorHAnsi"/>
+          <w:b/>
+          <w:bCs/>
+          <w:sz w:val="22"/>
+          <w:szCs w:val="22"/>
+        </w:rPr>
+        <w:t>3</w:t>
+      </w:r>
+      <w:r>
+        <w:rPr>
+          <w:rFonts w:asciiTheme="minorHAnsi" w:hAnsiTheme="minorHAnsi" w:cstheme="minorHAnsi"/>
+          <w:b/>
+          <w:bCs/>
+          <w:sz w:val="22"/>
+          <w:szCs w:val="22"/>
+        </w:rPr>
+        <w:t xml:space="preserve">. </w:t>
+      </w:r>
+      <w:r>
+        <w:rPr>
+          <w:rFonts w:asciiTheme="minorHAnsi" w:hAnsiTheme="minorHAnsi" w:cstheme="minorHAnsi"/>
+          <w:sz w:val="22"/>
+          <w:szCs w:val="22"/>
+        </w:rPr>
+        <w:t>The system automatically retries delivery up to 3 times at 5-minute intervals.</w:t>
+      </w:r>
+    </w:p>
+    <w:p>
+      <w:pPr>
+        <w:spacing w:after="50"/>
+        <w:ind w:left="680" w:hanging="280"/>
+        <w:rPr>
+          <w:rFonts w:asciiTheme="minorHAnsi" w:hAnsiTheme="minorHAnsi" w:cstheme="minorHAnsi"/>
+          <w:sz w:val="22"/>
+          <w:szCs w:val="22"/>
+        </w:rPr>
+      </w:pPr>
+      <w:r>
+        <w:rPr>
+          <w:rFonts w:asciiTheme="minorHAnsi" w:hAnsiTheme="minorHAnsi" w:cstheme="minorHAnsi"/>
+          <w:b/>
+          <w:bCs/>
+          <w:sz w:val="22"/>
+          <w:szCs w:val="22"/>
+        </w:rPr>
+        <w:t>4</w:t>
+      </w:r>
+      <w:r>
+        <w:rPr>
+          <w:rFonts w:asciiTheme="minorHAnsi" w:hAnsiTheme="minorHAnsi" w:cstheme="minorHAnsi"/>
+          <w:b/>
+          <w:bCs/>
+          <w:sz w:val="22"/>
+          <w:szCs w:val="22"/>
+        </w:rPr>
+        <w:t xml:space="preserve">. </w:t>
+      </w:r>
+      <w:r>
+        <w:rPr>
+          <w:rFonts w:asciiTheme="minorHAnsi" w:hAnsiTheme="minorHAnsi" w:cstheme="minorHAnsi"/>
+          <w:sz w:val="22"/>
+          <w:szCs w:val="22"/>
+        </w:rPr>
+        <w:t>If all retries fail, the system marks the alert as “Undelivered” and surfaces it prominently on the Cloud Administrator’s dashboard for manual review.</w:t>
+      </w:r>
+    </w:p>
+    <w:p>
+      <w:pPr>
+        <w:spacing w:after="50"/>
+        <w:ind w:left="680" w:hanging="280"/>
+        <w:rPr>
+          <w:rFonts w:asciiTheme="minorHAnsi" w:hAnsiTheme="minorHAnsi" w:cstheme="minorHAnsi"/>
+          <w:sz w:val="22"/>
+          <w:szCs w:val="22"/>
+        </w:rPr>
+      </w:pPr>
+      <w:r>
+        <w:rPr>
+          <w:rFonts w:asciiTheme="minorHAnsi" w:hAnsiTheme="minorHAnsi" w:cstheme="minorHAnsi"/>
+          <w:b/>
+          <w:bCs/>
+          <w:sz w:val="22"/>
+          <w:szCs w:val="22"/>
+        </w:rPr>
+        <w:t>5</w:t>
+      </w:r>
+      <w:r>
+        <w:rPr>
+          <w:rFonts w:asciiTheme="minorHAnsi" w:hAnsiTheme="minorHAnsi" w:cstheme="minorHAnsi"/>
+          <w:b/>
+          <w:bCs/>
+          <w:sz w:val="22"/>
+          <w:szCs w:val="22"/>
+        </w:rPr>
+        <w:t xml:space="preserve">. </w:t>
+      </w:r>
+      <w:r>
+        <w:rPr>
+          <w:rFonts w:asciiTheme="minorHAnsi" w:hAnsiTheme="minorHAnsi" w:cstheme="minorHAnsi"/>
+          <w:sz w:val="22"/>
+          <w:szCs w:val="22"/>
+        </w:rPr>
+        <w:t>The use case resumes at step 6, with the Cloud Administrator reviewing the alert via the dashboard instead of the external channel.</w:t>
+      </w:r>
+    </w:p>
+    <w:p>
+      <w:pPr>
+        <w:pStyle w:val="Heading2"/>
         <w:spacing w:before="120" w:after="160"/>
         <w:rPr>
           <w:rFonts w:asciiTheme="minorHAnsi" w:hAnsiTheme="minorHAnsi" w:cstheme="minorHAnsi"/>
-          <w:color w:val="auto"/>
-        </w:rPr>
-      </w:pPr>
-      <w:r>
-        <w:rPr>
-          <w:rFonts w:asciiTheme="minorHAnsi" w:hAnsiTheme="minorHAnsi" w:cstheme="minorHAnsi"/>
-          <w:color w:val="auto"/>
-        </w:rPr>
-        <w:t>Use Case: Dispatch Budget Breach Alert</w:t>
-      </w:r>
-    </w:p>
-    <w:p>
-      <w:pPr>
-        <w:pStyle w:val="Heading3"/>
-        <w:spacing w:before="240" w:after="120"/>
-        <w:rPr>
-          <w:rFonts w:asciiTheme="minorHAnsi" w:hAnsiTheme="minorHAnsi" w:cstheme="minorHAnsi"/>
-          <w:color w:val="auto"/>
-        </w:rPr>
-      </w:pPr>
-      <w:r>
-        <w:rPr>
-          <w:rFonts w:asciiTheme="minorHAnsi" w:hAnsiTheme="minorHAnsi" w:cstheme="minorHAnsi"/>
-          <w:color w:val="auto"/>
-        </w:rPr>
-        <w:t>Main Success Scenario</w:t>
-      </w:r>
-    </w:p>
-    <w:p>
-      <w:pPr>
-        <w:spacing w:after="60"/>
-        <w:ind w:left="360" w:hanging="260"/>
-        <w:rPr>
-          <w:rFonts w:asciiTheme="minorHAnsi" w:hAnsiTheme="minorHAnsi" w:cstheme="minorHAnsi"/>
-        </w:rPr>
-      </w:pPr>
-      <w:r>
-        <w:rPr>
-          <w:rFonts w:asciiTheme="minorHAnsi" w:hAnsiTheme="minorHAnsi" w:cstheme="minorHAnsi"/>
-          <w:b/>
-          <w:bCs/>
-          <w:sz w:val="21"/>
-          <w:szCs w:val="21"/>
-        </w:rPr>
-        <w:t xml:space="preserve">1. </w:t>
-      </w:r>
-      <w:r>
-        <w:rPr>
-          <w:rFonts w:asciiTheme="minorHAnsi" w:hAnsiTheme="minorHAnsi" w:cstheme="minorHAnsi"/>
-          <w:sz w:val="21"/>
-          <w:szCs w:val="21"/>
-        </w:rPr>
-        <w:t>The system aggregates categorized cost data by project and service on a scheduled interval.</w:t>
-      </w:r>
-    </w:p>
-    <w:p>
-      <w:pPr>
-        <w:spacing w:after="60"/>
-        <w:ind w:left="360" w:hanging="260"/>
-        <w:rPr>
-          <w:rFonts w:asciiTheme="minorHAnsi" w:hAnsiTheme="minorHAnsi" w:cstheme="minorHAnsi"/>
-        </w:rPr>
-      </w:pPr>
-      <w:r>
-        <w:rPr>
-          <w:rFonts w:asciiTheme="minorHAnsi" w:hAnsiTheme="minorHAnsi" w:cstheme="minorHAnsi"/>
-          <w:b/>
-          <w:bCs/>
-          <w:sz w:val="21"/>
-          <w:szCs w:val="21"/>
-        </w:rPr>
-        <w:t xml:space="preserve">2. </w:t>
-      </w:r>
-      <w:r>
-        <w:rPr>
-          <w:rFonts w:asciiTheme="minorHAnsi" w:hAnsiTheme="minorHAnsi" w:cstheme="minorHAnsi"/>
-          <w:sz w:val="21"/>
-          <w:szCs w:val="21"/>
-        </w:rPr>
-        <w:t>The system compares aggregated actual spend against the configured budget threshold for each project/service.</w:t>
-      </w:r>
-    </w:p>
-    <w:p>
-      <w:pPr>
-        <w:spacing w:after="60"/>
-        <w:ind w:left="360" w:hanging="260"/>
-        <w:rPr>
-          <w:rFonts w:asciiTheme="minorHAnsi" w:hAnsiTheme="minorHAnsi" w:cstheme="minorHAnsi"/>
-        </w:rPr>
-      </w:pPr>
-      <w:r>
-        <w:rPr>
-          <w:rFonts w:asciiTheme="minorHAnsi" w:hAnsiTheme="minorHAnsi" w:cstheme="minorHAnsi"/>
-          <w:b/>
-          <w:bCs/>
-          <w:sz w:val="21"/>
-          <w:szCs w:val="21"/>
-        </w:rPr>
-        <w:t xml:space="preserve">3. </w:t>
-      </w:r>
-      <w:r>
-        <w:rPr>
-          <w:rFonts w:asciiTheme="minorHAnsi" w:hAnsiTheme="minorHAnsi" w:cstheme="minorHAnsi"/>
-          <w:sz w:val="21"/>
-          <w:szCs w:val="21"/>
-        </w:rPr>
-        <w:t>The system detects that actual spend has exceeded the configured threshold for a given project.</w:t>
-      </w:r>
-    </w:p>
-    <w:p>
-      <w:pPr>
-        <w:spacing w:after="60"/>
-        <w:ind w:left="360" w:hanging="260"/>
-        <w:rPr>
-          <w:rFonts w:asciiTheme="minorHAnsi" w:hAnsiTheme="minorHAnsi" w:cstheme="minorHAnsi"/>
-        </w:rPr>
-      </w:pPr>
-      <w:r>
-        <w:rPr>
-          <w:rFonts w:asciiTheme="minorHAnsi" w:hAnsiTheme="minorHAnsi" w:cstheme="minorHAnsi"/>
-          <w:b/>
-          <w:bCs/>
-          <w:sz w:val="21"/>
-          <w:szCs w:val="21"/>
-        </w:rPr>
-        <w:t xml:space="preserve">4. </w:t>
-      </w:r>
-      <w:r>
-        <w:rPr>
-          <w:rFonts w:asciiTheme="minorHAnsi" w:hAnsiTheme="minorHAnsi" w:cstheme="minorHAnsi"/>
-          <w:sz w:val="21"/>
-          <w:szCs w:val="21"/>
-        </w:rPr>
-        <w:t>The system generates a budget breach alert containing the project name, threshold amount, actual spend, and percentage overage.</w:t>
-      </w:r>
-    </w:p>
-    <w:p>
-      <w:pPr>
-        <w:spacing w:after="60"/>
-        <w:ind w:left="360" w:hanging="260"/>
-        <w:rPr>
-          <w:rFonts w:asciiTheme="minorHAnsi" w:hAnsiTheme="minorHAnsi" w:cstheme="minorHAnsi"/>
-        </w:rPr>
-      </w:pPr>
-      <w:r>
-        <w:rPr>
-          <w:rFonts w:asciiTheme="minorHAnsi" w:hAnsiTheme="minorHAnsi" w:cstheme="minorHAnsi"/>
-          <w:b/>
-          <w:bCs/>
-          <w:sz w:val="21"/>
-          <w:szCs w:val="21"/>
-        </w:rPr>
-        <w:t xml:space="preserve">5. </w:t>
-      </w:r>
-      <w:r>
-        <w:rPr>
-          <w:rFonts w:asciiTheme="minorHAnsi" w:hAnsiTheme="minorHAnsi" w:cstheme="minorHAnsi"/>
-          <w:sz w:val="21"/>
-          <w:szCs w:val="21"/>
-        </w:rPr>
-        <w:t>The system dispatches the alert via email and/or SMS to the assigned Cloud Administrator and FinOps Analyst.</w:t>
-      </w:r>
-    </w:p>
-    <w:p>
-      <w:pPr>
-        <w:spacing w:after="60"/>
-        <w:ind w:left="360" w:hanging="260"/>
-        <w:rPr>
-          <w:rFonts w:asciiTheme="minorHAnsi" w:hAnsiTheme="minorHAnsi" w:cstheme="minorHAnsi"/>
-        </w:rPr>
-      </w:pPr>
-      <w:r>
-        <w:rPr>
-          <w:rFonts w:asciiTheme="minorHAnsi" w:hAnsiTheme="minorHAnsi" w:cstheme="minorHAnsi"/>
-          <w:b/>
-          <w:bCs/>
-          <w:sz w:val="21"/>
-          <w:szCs w:val="21"/>
-        </w:rPr>
-        <w:t xml:space="preserve">6. </w:t>
-      </w:r>
-      <w:r>
-        <w:rPr>
-          <w:rFonts w:asciiTheme="minorHAnsi" w:hAnsiTheme="minorHAnsi" w:cstheme="minorHAnsi"/>
-          <w:sz w:val="21"/>
-          <w:szCs w:val="21"/>
-        </w:rPr>
-        <w:t>The Cloud Administrator receives the notification and reviews the breach details on the cost dashboard.</w:t>
-      </w:r>
-    </w:p>
-    <w:p>
-      <w:pPr>
-        <w:spacing w:after="60"/>
-        <w:ind w:left="360" w:hanging="260"/>
-        <w:rPr>
-          <w:rFonts w:asciiTheme="minorHAnsi" w:hAnsiTheme="minorHAnsi" w:cstheme="minorHAnsi"/>
-        </w:rPr>
-      </w:pPr>
-      <w:r>
-        <w:rPr>
-          <w:rFonts w:asciiTheme="minorHAnsi" w:hAnsiTheme="minorHAnsi" w:cstheme="minorHAnsi"/>
-          <w:b/>
-          <w:bCs/>
-          <w:sz w:val="21"/>
-          <w:szCs w:val="21"/>
-        </w:rPr>
-        <w:t xml:space="preserve">7. </w:t>
-      </w:r>
-      <w:r>
-        <w:rPr>
-          <w:rFonts w:asciiTheme="minorHAnsi" w:hAnsiTheme="minorHAnsi" w:cstheme="minorHAnsi"/>
-          <w:sz w:val="21"/>
-          <w:szCs w:val="21"/>
-        </w:rPr>
-        <w:t>The Cloud Administrator acknowledges the alert; the system logs the acknowledgment with a timestamp, and the use case ends successfully.</w:t>
-      </w:r>
-    </w:p>
-    <w:p>
-      <w:pPr>
-        <w:pStyle w:val="Heading3"/>
-        <w:spacing w:before="240" w:after="120"/>
-        <w:rPr>
-          <w:rFonts w:asciiTheme="minorHAnsi" w:hAnsiTheme="minorHAnsi" w:cstheme="minorHAnsi"/>
-          <w:color w:val="auto"/>
-        </w:rPr>
-      </w:pPr>
-      <w:r>
-        <w:rPr>
-          <w:rFonts w:asciiTheme="minorHAnsi" w:hAnsiTheme="minorHAnsi" w:cstheme="minorHAnsi"/>
-          <w:color w:val="auto"/>
-        </w:rPr>
-        <w:t xml:space="preserve">Alternate Flow </w:t>
-      </w:r>
-      <w:r>
-        <w:rPr>
-          <w:rFonts w:asciiTheme="minorHAnsi" w:hAnsiTheme="minorHAnsi" w:cstheme="minorHAnsi"/>
-          <w:color w:val="auto"/>
-        </w:rPr>
-        <w:t>-</w:t>
-      </w:r>
-      <w:r>
-        <w:rPr>
-          <w:rFonts w:asciiTheme="minorHAnsi" w:hAnsiTheme="minorHAnsi" w:cstheme="minorHAnsi"/>
-          <w:color w:val="auto"/>
-        </w:rPr>
-        <w:t xml:space="preserve"> Notification Delivery Failure</w:t>
-      </w:r>
-    </w:p>
-    <w:p>
-      <w:pPr>
-        <w:spacing w:after="120"/>
-        <w:rPr>
-          <w:rFonts w:asciiTheme="minorHAnsi" w:hAnsiTheme="minorHAnsi" w:cstheme="minorHAnsi"/>
-        </w:rPr>
-      </w:pPr>
-      <w:r>
-        <w:rPr>
-          <w:rFonts w:asciiTheme="minorHAnsi" w:hAnsiTheme="minorHAnsi" w:cstheme="minorHAnsi"/>
-          <w:sz w:val="21"/>
-          <w:szCs w:val="21"/>
-        </w:rPr>
-        <w:t>Branches from step 5 of the main success scenario.</w:t>
-      </w:r>
-    </w:p>
-    <w:p>
-      <w:pPr>
-        <w:spacing w:after="60"/>
-        <w:ind w:left="720" w:hanging="260"/>
-        <w:rPr>
-          <w:rFonts w:asciiTheme="minorHAnsi" w:hAnsiTheme="minorHAnsi" w:cstheme="minorHAnsi"/>
-        </w:rPr>
-      </w:pPr>
-      <w:r>
-        <w:rPr>
-          <w:rFonts w:asciiTheme="minorHAnsi" w:hAnsiTheme="minorHAnsi" w:cstheme="minorHAnsi"/>
-          <w:b/>
-          <w:bCs/>
-          <w:sz w:val="21"/>
-          <w:szCs w:val="21"/>
-        </w:rPr>
-        <w:t>1.</w:t>
-      </w:r>
-      <w:r>
-        <w:rPr>
-          <w:rFonts w:asciiTheme="minorHAnsi" w:hAnsiTheme="minorHAnsi" w:cstheme="minorHAnsi"/>
-          <w:b/>
-          <w:bCs/>
-          <w:sz w:val="21"/>
-          <w:szCs w:val="21"/>
-        </w:rPr>
-        <w:t xml:space="preserve"> </w:t>
-      </w:r>
-      <w:r>
-        <w:rPr>
-          <w:rFonts w:asciiTheme="minorHAnsi" w:hAnsiTheme="minorHAnsi" w:cstheme="minorHAnsi"/>
-          <w:sz w:val="21"/>
-          <w:szCs w:val="21"/>
-        </w:rPr>
-        <w:t>The notification service fails to deliver the email or SMS (e.g., invalid contact address, network or provider outage).</w:t>
-      </w:r>
-    </w:p>
-    <w:p>
-      <w:pPr>
-        <w:spacing w:after="60"/>
-        <w:ind w:left="720" w:hanging="260"/>
-        <w:rPr>
-          <w:rFonts w:asciiTheme="minorHAnsi" w:hAnsiTheme="minorHAnsi" w:cstheme="minorHAnsi"/>
-        </w:rPr>
-      </w:pPr>
-      <w:r>
-        <w:rPr>
-          <w:rFonts w:asciiTheme="minorHAnsi" w:hAnsiTheme="minorHAnsi" w:cstheme="minorHAnsi"/>
-          <w:b/>
-          <w:bCs/>
-          <w:sz w:val="21"/>
-          <w:szCs w:val="21"/>
-        </w:rPr>
-        <w:lastRenderedPageBreak/>
-        <w:t>2</w:t>
-      </w:r>
-      <w:r>
-        <w:rPr>
-          <w:rFonts w:asciiTheme="minorHAnsi" w:hAnsiTheme="minorHAnsi" w:cstheme="minorHAnsi"/>
-          <w:b/>
-          <w:bCs/>
-          <w:sz w:val="21"/>
-          <w:szCs w:val="21"/>
-        </w:rPr>
-        <w:t xml:space="preserve">. </w:t>
-      </w:r>
-      <w:r>
-        <w:rPr>
-          <w:rFonts w:asciiTheme="minorHAnsi" w:hAnsiTheme="minorHAnsi" w:cstheme="minorHAnsi"/>
-          <w:sz w:val="21"/>
-          <w:szCs w:val="21"/>
-        </w:rPr>
-        <w:t>The system logs the delivery failure with an error code and timestamp.</w:t>
-      </w:r>
-    </w:p>
-    <w:p>
-      <w:pPr>
-        <w:spacing w:after="60"/>
-        <w:ind w:left="720" w:hanging="260"/>
-        <w:rPr>
-          <w:rFonts w:asciiTheme="minorHAnsi" w:hAnsiTheme="minorHAnsi" w:cstheme="minorHAnsi"/>
-        </w:rPr>
-      </w:pPr>
-      <w:r>
-        <w:rPr>
-          <w:rFonts w:asciiTheme="minorHAnsi" w:hAnsiTheme="minorHAnsi" w:cstheme="minorHAnsi"/>
-          <w:b/>
-          <w:bCs/>
-          <w:sz w:val="21"/>
-          <w:szCs w:val="21"/>
-        </w:rPr>
-        <w:t>3</w:t>
-      </w:r>
-      <w:r>
-        <w:rPr>
-          <w:rFonts w:asciiTheme="minorHAnsi" w:hAnsiTheme="minorHAnsi" w:cstheme="minorHAnsi"/>
-          <w:b/>
-          <w:bCs/>
-          <w:sz w:val="21"/>
-          <w:szCs w:val="21"/>
-        </w:rPr>
-        <w:t xml:space="preserve">. </w:t>
-      </w:r>
-      <w:r>
-        <w:rPr>
-          <w:rFonts w:asciiTheme="minorHAnsi" w:hAnsiTheme="minorHAnsi" w:cstheme="minorHAnsi"/>
-          <w:sz w:val="21"/>
-          <w:szCs w:val="21"/>
-        </w:rPr>
-        <w:t>The system automatically retries delivery up to 3 times at 5-minute intervals.</w:t>
-      </w:r>
-    </w:p>
-    <w:p>
-      <w:pPr>
-        <w:spacing w:after="60"/>
-        <w:ind w:left="720" w:hanging="260"/>
-        <w:rPr>
-          <w:rFonts w:asciiTheme="minorHAnsi" w:hAnsiTheme="minorHAnsi" w:cstheme="minorHAnsi"/>
-        </w:rPr>
-      </w:pPr>
-      <w:r>
-        <w:rPr>
-          <w:rFonts w:asciiTheme="minorHAnsi" w:hAnsiTheme="minorHAnsi" w:cstheme="minorHAnsi"/>
-          <w:b/>
-          <w:bCs/>
-          <w:sz w:val="21"/>
-          <w:szCs w:val="21"/>
-        </w:rPr>
-        <w:t>4</w:t>
-      </w:r>
-      <w:r>
-        <w:rPr>
-          <w:rFonts w:asciiTheme="minorHAnsi" w:hAnsiTheme="minorHAnsi" w:cstheme="minorHAnsi"/>
-          <w:b/>
-          <w:bCs/>
-          <w:sz w:val="21"/>
-          <w:szCs w:val="21"/>
-        </w:rPr>
-        <w:t xml:space="preserve">. </w:t>
-      </w:r>
-      <w:r>
-        <w:rPr>
-          <w:rFonts w:asciiTheme="minorHAnsi" w:hAnsiTheme="minorHAnsi" w:cstheme="minorHAnsi"/>
-          <w:sz w:val="21"/>
-          <w:szCs w:val="21"/>
-        </w:rPr>
-        <w:t>If all retries fail, the system marks the alert as “Undelivered” and surfaces it prominently on the Cloud Administrator's dashboard for manual review.</w:t>
-      </w:r>
-    </w:p>
-    <w:p>
-      <w:pPr>
-        <w:spacing w:after="60"/>
-        <w:ind w:left="720" w:hanging="260"/>
-        <w:rPr>
-          <w:rFonts w:asciiTheme="minorHAnsi" w:hAnsiTheme="minorHAnsi" w:cstheme="minorHAnsi"/>
-        </w:rPr>
-      </w:pPr>
-      <w:r>
-        <w:rPr>
-          <w:rFonts w:asciiTheme="minorHAnsi" w:hAnsiTheme="minorHAnsi" w:cstheme="minorHAnsi"/>
-          <w:b/>
-          <w:bCs/>
-          <w:sz w:val="21"/>
-          <w:szCs w:val="21"/>
-        </w:rPr>
-        <w:t xml:space="preserve">5. </w:t>
-      </w:r>
-      <w:r>
-        <w:rPr>
-          <w:rFonts w:asciiTheme="minorHAnsi" w:hAnsiTheme="minorHAnsi" w:cstheme="minorHAnsi"/>
-          <w:sz w:val="21"/>
-          <w:szCs w:val="21"/>
-        </w:rPr>
-        <w:t>The use case resumes at step 6, with the Cloud Administrator reviewing the alert via the dashboard instead of the external channel.</w:t>
-      </w:r>
-    </w:p>
-    <w:p>
-      <w:pPr>
-        <w:pStyle w:val="Heading3"/>
-        <w:spacing w:before="240" w:after="120"/>
-        <w:rPr>
-          <w:rFonts w:asciiTheme="minorHAnsi" w:hAnsiTheme="minorHAnsi" w:cstheme="minorHAnsi"/>
-          <w:color w:val="auto"/>
-        </w:rPr>
-      </w:pPr>
-      <w:r>
-        <w:rPr>
-          <w:rFonts w:asciiTheme="minorHAnsi" w:hAnsiTheme="minorHAnsi" w:cstheme="minorHAnsi"/>
-          <w:color w:val="auto"/>
-        </w:rPr>
-        <w:t xml:space="preserve">Alternate Flow </w:t>
-      </w:r>
-      <w:r>
-        <w:rPr>
-          <w:rFonts w:asciiTheme="minorHAnsi" w:hAnsiTheme="minorHAnsi" w:cstheme="minorHAnsi"/>
-          <w:color w:val="auto"/>
-        </w:rPr>
-        <w:t>-</w:t>
-      </w:r>
-      <w:r>
-        <w:rPr>
-          <w:rFonts w:asciiTheme="minorHAnsi" w:hAnsiTheme="minorHAnsi" w:cstheme="minorHAnsi"/>
-          <w:color w:val="auto"/>
-        </w:rPr>
-        <w:t xml:space="preserve"> No Budget Threshold Configured</w:t>
-      </w:r>
-    </w:p>
-    <w:p>
-      <w:pPr>
-        <w:spacing w:after="120"/>
-        <w:rPr>
-          <w:rFonts w:asciiTheme="minorHAnsi" w:hAnsiTheme="minorHAnsi" w:cstheme="minorHAnsi"/>
-        </w:rPr>
-      </w:pPr>
-      <w:r>
-        <w:rPr>
-          <w:rFonts w:asciiTheme="minorHAnsi" w:hAnsiTheme="minorHAnsi" w:cstheme="minorHAnsi"/>
-          <w:sz w:val="21"/>
-          <w:szCs w:val="21"/>
-        </w:rPr>
-        <w:t>Branches from step 2 of the main success scenario.</w:t>
-      </w:r>
-    </w:p>
-    <w:p>
-      <w:pPr>
-        <w:spacing w:after="60"/>
-        <w:ind w:left="720" w:hanging="260"/>
-        <w:rPr>
-          <w:rFonts w:asciiTheme="minorHAnsi" w:hAnsiTheme="minorHAnsi" w:cstheme="minorHAnsi"/>
-        </w:rPr>
-      </w:pPr>
-      <w:r>
-        <w:rPr>
-          <w:rFonts w:asciiTheme="minorHAnsi" w:hAnsiTheme="minorHAnsi" w:cstheme="minorHAnsi"/>
-          <w:b/>
-          <w:bCs/>
-          <w:sz w:val="21"/>
-          <w:szCs w:val="21"/>
-        </w:rPr>
-        <w:t>1</w:t>
-      </w:r>
-      <w:r>
-        <w:rPr>
-          <w:rFonts w:asciiTheme="minorHAnsi" w:hAnsiTheme="minorHAnsi" w:cstheme="minorHAnsi"/>
-          <w:b/>
-          <w:bCs/>
-          <w:sz w:val="21"/>
-          <w:szCs w:val="21"/>
-        </w:rPr>
-        <w:t xml:space="preserve">. </w:t>
-      </w:r>
-      <w:r>
-        <w:rPr>
-          <w:rFonts w:asciiTheme="minorHAnsi" w:hAnsiTheme="minorHAnsi" w:cstheme="minorHAnsi"/>
-          <w:sz w:val="21"/>
-          <w:szCs w:val="21"/>
-        </w:rPr>
-        <w:t>The system finds that no budget threshold has been configured for the project/service being evaluated.</w:t>
-      </w:r>
-    </w:p>
-    <w:p>
-      <w:pPr>
-        <w:spacing w:after="60"/>
-        <w:ind w:left="720" w:hanging="260"/>
-        <w:rPr>
-          <w:rFonts w:asciiTheme="minorHAnsi" w:hAnsiTheme="minorHAnsi" w:cstheme="minorHAnsi"/>
-        </w:rPr>
-      </w:pPr>
-      <w:r>
-        <w:rPr>
-          <w:rFonts w:asciiTheme="minorHAnsi" w:hAnsiTheme="minorHAnsi" w:cstheme="minorHAnsi"/>
-          <w:b/>
-          <w:bCs/>
-          <w:sz w:val="21"/>
-          <w:szCs w:val="21"/>
-        </w:rPr>
-        <w:t xml:space="preserve">2. </w:t>
-      </w:r>
-      <w:r>
-        <w:rPr>
-          <w:rFonts w:asciiTheme="minorHAnsi" w:hAnsiTheme="minorHAnsi" w:cstheme="minorHAnsi"/>
-          <w:sz w:val="21"/>
-          <w:szCs w:val="21"/>
-        </w:rPr>
-        <w:t>The system skips breach evaluation for that project and logs it as “Unmonitored.”</w:t>
-      </w:r>
-    </w:p>
-    <w:p>
-      <w:pPr>
-        <w:spacing w:after="60"/>
-        <w:ind w:left="720" w:hanging="260"/>
-        <w:rPr>
-          <w:rFonts w:asciiTheme="minorHAnsi" w:hAnsiTheme="minorHAnsi" w:cstheme="minorHAnsi"/>
-        </w:rPr>
-      </w:pPr>
-      <w:r>
-        <w:rPr>
-          <w:rFonts w:asciiTheme="minorHAnsi" w:hAnsiTheme="minorHAnsi" w:cstheme="minorHAnsi"/>
-          <w:b/>
-          <w:bCs/>
-          <w:sz w:val="21"/>
-          <w:szCs w:val="21"/>
-        </w:rPr>
-        <w:t>3</w:t>
-      </w:r>
-      <w:r>
-        <w:rPr>
-          <w:rFonts w:asciiTheme="minorHAnsi" w:hAnsiTheme="minorHAnsi" w:cstheme="minorHAnsi"/>
-          <w:b/>
-          <w:bCs/>
-          <w:sz w:val="21"/>
-          <w:szCs w:val="21"/>
-        </w:rPr>
-        <w:t xml:space="preserve">. </w:t>
-      </w:r>
-      <w:r>
-        <w:rPr>
-          <w:rFonts w:asciiTheme="minorHAnsi" w:hAnsiTheme="minorHAnsi" w:cstheme="minorHAnsi"/>
-          <w:sz w:val="21"/>
-          <w:szCs w:val="21"/>
-        </w:rPr>
-        <w:t>The system flags the project on the dashboard, prompting the Cloud Administrator to configure a threshold.</w:t>
-      </w:r>
-    </w:p>
-    <w:p>
-      <w:pPr>
-        <w:spacing w:after="60"/>
-        <w:ind w:left="720" w:hanging="260"/>
-        <w:rPr>
-          <w:rFonts w:asciiTheme="minorHAnsi" w:hAnsiTheme="minorHAnsi" w:cstheme="minorHAnsi"/>
-        </w:rPr>
-      </w:pPr>
-      <w:r>
-        <w:rPr>
-          <w:rFonts w:asciiTheme="minorHAnsi" w:hAnsiTheme="minorHAnsi" w:cstheme="minorHAnsi"/>
-          <w:b/>
-          <w:bCs/>
-          <w:sz w:val="21"/>
-          <w:szCs w:val="21"/>
-        </w:rPr>
-        <w:t>4</w:t>
-      </w:r>
-      <w:r>
-        <w:rPr>
-          <w:rFonts w:asciiTheme="minorHAnsi" w:hAnsiTheme="minorHAnsi" w:cstheme="minorHAnsi"/>
-          <w:b/>
-          <w:bCs/>
-          <w:sz w:val="21"/>
-          <w:szCs w:val="21"/>
-        </w:rPr>
-        <w:t xml:space="preserve">. </w:t>
-      </w:r>
-      <w:r>
-        <w:rPr>
-          <w:rFonts w:asciiTheme="minorHAnsi" w:hAnsiTheme="minorHAnsi" w:cstheme="minorHAnsi"/>
-          <w:sz w:val="21"/>
-          <w:szCs w:val="21"/>
-        </w:rPr>
-        <w:t>The use case ends without an alert being generated.</w:t>
-      </w:r>
+        </w:rPr>
+      </w:pPr>
     </w:p>
     <w:sectPr>
       <w:pgSz w:w="12240" w:h="15840"/>
@@ -2463,7 +2448,7 @@
 </file>
 
 <file path=word/numbering.xml><?xml version="1.0" encoding="utf-8"?>
-<w:numbering xmlns:wpc="http://schemas.microsoft.com/office/word/2010/wordprocessingCanvas" xmlns:cx="http://schemas.microsoft.com/office/drawing/2014/chartex" xmlns:cx1="http://schemas.microsoft.com/office/drawing/2015/9/8/chartex" xmlns:cx2="http://schemas.microsoft.com/office/drawing/2015/10/21/chartex" xmlns:cx3="http://schemas.microsoft.com/office/drawing/2016/5/9/chartex" xmlns:cx4="http://schemas.microsoft.com/office/drawing/2016/5/10/chartex" xmlns:cx5="http://schemas.microsoft.com/office/drawing/2016/5/11/chartex" xmlns:cx6="http://schemas.microsoft.com/office/drawing/2016/5/12/chartex" xmlns:cx7="http://schemas.microsoft.com/office/drawing/2016/5/13/chartex" xmlns:cx8="http://schemas.microsoft.com/office/drawing/2016/5/14/chartex" xmlns:mc="http://schemas.openxmlformats.org/markup-compatibility/2006" xmlns:aink="http://schemas.microsoft.com/office/drawing/2016/ink" xmlns:am3d="http://schemas.microsoft.com/office/drawing/2017/model3d" xmlns:o="urn:schemas-microsoft-com:office:office" xmlns:oel="http://schemas.microsoft.com/office/2019/extlst" xmlns:r="http://schemas.openxmlformats.org/officeDocument/2006/relationships" xmlns:m="http://schemas.openxmlformats.org/officeDocument/2006/math" xmlns:v="urn:schemas-microsoft-com:vml" xmlns:wp14="http://schemas.microsoft.com/office/word/2010/wordprocessingDrawing" xmlns:wp="http://schemas.openxmlformats.org/drawingml/2006/wordprocessingDrawing" xmlns:w10="urn:schemas-microsoft-com:office:word" xmlns:w="http://schemas.openxmlformats.org/wordprocessingml/2006/main" xmlns:w14="http://schemas.microsoft.com/office/word/2010/wordml" xmlns:w15="http://schemas.microsoft.com/office/word/2012/wordml" xmlns:w16cei="http://schemas.microsoft.com/office/word/2026/wordml/cei" xmlns:w16cex="http://schemas.microsoft.com/office/word/2018/wordml/cex" xmlns:w16cid="http://schemas.microsoft.com/office/word/2016/wordml/cid" xmlns:w16="http://schemas.microsoft.com/office/word/2018/wordml" xmlns:w16du="http://schemas.microsoft.com/office/word/2023/wordml/word16du" xmlns:w16sdtdh="http://schemas.microsoft.com/office/word/2020/wordml/sdtdatahash" xmlns:w16sdtfl="http://schemas.microsoft.com/office/word/2024/wordml/sdtformatlock" xmlns:w16se="http://schemas.microsoft.com/office/word/2015/wordml/symex" xmlns:wpg="http://schemas.microsoft.com/office/word/2010/wordprocessingGroup" xmlns:wpi="http://schemas.microsoft.com/office/word/2010/wordprocessingInk" xmlns:wne="http://schemas.microsoft.com/office/word/2006/wordml" xmlns:wps="http://schemas.microsoft.com/office/word/2010/wordprocessingShape" mc:Ignorable="w14 w15 w16se w16cid w16 w16cex w16sdtdh w16sdtfl w16du wp14">
+<w:numbering xmlns:wpc="http://schemas.microsoft.com/office/word/2010/wordprocessingCanvas" xmlns:cx="http://schemas.microsoft.com/office/drawing/2014/chartex" xmlns:cx1="http://schemas.microsoft.com/office/drawing/2015/9/8/chartex" xmlns:cx2="http://schemas.microsoft.com/office/drawing/2015/10/21/chartex" xmlns:cx3="http://schemas.microsoft.com/office/drawing/2016/5/9/chartex" xmlns:cx4="http://schemas.microsoft.com/office/drawing/2016/5/10/chartex" xmlns:cx5="http://schemas.microsoft.com/office/drawing/2016/5/11/chartex" xmlns:cx6="http://schemas.microsoft.com/office/drawing/2016/5/12/chartex" xmlns:cx7="http://schemas.microsoft.com/office/drawing/2016/5/13/chartex" xmlns:cx8="http://schemas.microsoft.com/office/drawing/2016/5/14/chartex" xmlns:mc="http://schemas.openxmlformats.org/markup-compatibility/2006" xmlns:aink="http://schemas.microsoft.com/office/drawing/2016/ink" xmlns:am3d="http://schemas.microsoft.com/office/drawing/2017/model3d" xmlns:o="urn:schemas-microsoft-com:office:office" xmlns:oel="http://schemas.microsoft.com/office/2019/extlst" xmlns:r="http://schemas.openxmlformats.org/officeDocument/2006/relationships" xmlns:m="http://schemas.openxmlformats.org/officeDocument/2006/math" xmlns:v="urn:schemas-microsoft-com:vml" xmlns:wp14="http://schemas.microsoft.com/office/word/2010/wordprocessingDrawing" xmlns:wp="http://schemas.openxmlformats.org/drawingml/2006/wordprocessingDrawing" xmlns:w10="urn:schemas-microsoft-com:office:word" xmlns:w="http://schemas.openxmlformats.org/wordprocessingml/2006/main" xmlns:w14="http://schemas.microsoft.com/office/word/2010/wordml" xmlns:w15="http://schemas.microsoft.com/office/word/2012/wordml" xmlns:w16cex="http://schemas.microsoft.com/office/word/2018/wordml/cex" xmlns:w16cid="http://schemas.microsoft.com/office/word/2016/wordml/cid" xmlns:w16="http://schemas.microsoft.com/office/word/2018/wordml" xmlns:w16du="http://schemas.microsoft.com/office/word/2023/wordml/word16du" xmlns:w16sdtdh="http://schemas.microsoft.com/office/word/2020/wordml/sdtdatahash" xmlns:w16sdtfl="http://schemas.microsoft.com/office/word/2024/wordml/sdtformatlock" xmlns:w16se="http://schemas.microsoft.com/office/word/2015/wordml/symex" xmlns:wpg="http://schemas.microsoft.com/office/word/2010/wordprocessingGroup" xmlns:wpi="http://schemas.microsoft.com/office/word/2010/wordprocessingInk" xmlns:wne="http://schemas.microsoft.com/office/word/2006/wordml" xmlns:wps="http://schemas.microsoft.com/office/word/2010/wordprocessingShape" mc:Ignorable="w14 w15 w16se w16cid w16 w16cex w16sdtdh w16sdtfl w16du wp14">
   <w:abstractNum w:abstractNumId="0" w15:restartNumberingAfterBreak="0">
     <w:nsid w:val="1849652B"/>
     <w:multiLevelType w:val="hybridMultilevel"/>
@@ -2967,6 +2952,7 @@
   </w:style>
   <w:style w:type="paragraph" w:styleId="Heading2">
     <w:name w:val="heading 2"/>
+    <w:link w:val="Heading2Char"/>
     <w:uiPriority w:val="9"/>
     <w:unhideWhenUsed/>
     <w:qFormat/>
@@ -3142,6 +3128,18 @@
     <w:rPr>
       <w:sz w:val="20"/>
       <w:szCs w:val="20"/>
+    </w:rPr>
+  </w:style>
+  <w:style w:type="character" w:customStyle="1" w:styleId="Heading2Char">
+    <w:name w:val="Heading 2 Char"/>
+    <w:basedOn w:val="DefaultParagraphFont"/>
+    <w:link w:val="Heading2"/>
+    <w:uiPriority w:val="9"/>
+    <w:rsid w:val="00BA012A"/>
+    <w:rPr>
+      <w:color w:val="2E74B5"/>
+      <w:sz w:val="26"/>
+      <w:szCs w:val="26"/>
     </w:rPr>
   </w:style>
 </w:styles>
